--- a/WebContent/docx/乳腺癌56基因报告-单样本-重庆分子.docx
+++ b/WebContent/docx/乳腺癌56基因报告-单样本-重庆分子.docx
@@ -2800,17 +2800,17 @@
           </w14:shadow>
         </w:rPr>
       </w:pPr>
-      <w:bookmarkStart w:id="0" w:name="_Toc10446"/>
-      <w:bookmarkStart w:id="1" w:name="_Toc30143_WPSOffice_Level1"/>
-      <w:bookmarkStart w:id="2" w:name="_Toc6322"/>
-      <w:bookmarkStart w:id="3" w:name="_Toc28303"/>
-      <w:bookmarkStart w:id="4" w:name="_Toc24397"/>
-      <w:bookmarkStart w:id="5" w:name="_Toc21009_WPSOffice_Level1"/>
-      <w:bookmarkStart w:id="6" w:name="_Toc24178_WPSOffice_Level1"/>
-      <w:bookmarkStart w:id="7" w:name="_Toc32054"/>
-      <w:bookmarkStart w:id="8" w:name="_Toc27500"/>
-      <w:bookmarkStart w:id="9" w:name="_Toc13806"/>
-      <w:bookmarkStart w:id="10" w:name="_Toc21669"/>
+      <w:bookmarkStart w:id="0" w:name="_Toc24397"/>
+      <w:bookmarkStart w:id="1" w:name="_Toc24178_WPSOffice_Level1"/>
+      <w:bookmarkStart w:id="2" w:name="_Toc27500"/>
+      <w:bookmarkStart w:id="3" w:name="_Toc13806"/>
+      <w:bookmarkStart w:id="4" w:name="_Toc21669"/>
+      <w:bookmarkStart w:id="5" w:name="_Toc30143_WPSOffice_Level1"/>
+      <w:bookmarkStart w:id="6" w:name="_Toc10446"/>
+      <w:bookmarkStart w:id="7" w:name="_Toc6322"/>
+      <w:bookmarkStart w:id="8" w:name="_Toc21009_WPSOffice_Level1"/>
+      <w:bookmarkStart w:id="9" w:name="_Toc28303"/>
+      <w:bookmarkStart w:id="10" w:name="_Toc32054"/>
       <w:r>
         <w:rPr>
           <w:rFonts w:ascii="Times New Roman" w:hAnsi="Times New Roman"/>
@@ -2874,7 +2874,6 @@
             <w:insideH w:val="single" w:color="BEBEBE" w:themeColor="background1" w:themeShade="BF" w:sz="4" w:space="0"/>
             <w:insideV w:val="single" w:color="BEBEBE" w:themeColor="background1" w:themeShade="BF" w:sz="4" w:space="0"/>
           </w:tblBorders>
-          <w:shd w:val="clear" w:color="auto" w:fill="FFFFFF" w:themeFill="background1"/>
           <w:tblCellMar>
             <w:top w:w="0" w:type="dxa"/>
             <w:left w:w="108" w:type="dxa"/>
@@ -3171,41 +3170,10 @@
                 <w:sz w:val="21"/>
                 <w:lang w:eastAsia="zh-CN"/>
               </w:rPr>
-              <w:t xml:space="preserve">{% if summaryOfRresults.type == </w:t>
-            </w:r>
-            <w:r>
-              <w:rPr>
-                <w:rFonts w:ascii="Times New Roman" w:hAnsi="Times New Roman" w:eastAsia="微软雅黑" w:cs="黑体"/>
-                <w:sz w:val="21"/>
-                <w:lang w:eastAsia="zh-CN"/>
-              </w:rPr>
-              <w:t>“tissue”</w:t>
-            </w:r>
-            <w:r>
-              <w:rPr>
-                <w:rFonts w:hint="eastAsia" w:ascii="Times New Roman" w:hAnsi="Times New Roman" w:eastAsia="微软雅黑" w:cs="黑体"/>
-                <w:sz w:val="21"/>
-                <w:lang w:eastAsia="zh-CN"/>
-              </w:rPr>
-              <w:t xml:space="preserve"> %}石蜡样本{% else %}</w:t>
-            </w:r>
-            <w:r>
-              <w:rPr>
-                <w:rFonts w:hint="eastAsia" w:ascii="微软雅黑" w:hAnsi="微软雅黑" w:eastAsia="微软雅黑" w:cs="微软雅黑"/>
-                <w:sz w:val="21"/>
-                <w:szCs w:val="21"/>
-                <w:lang w:val="en-US" w:eastAsia="zh-CN" w:bidi="ar"/>
-              </w:rPr>
-              <w:t>血液</w:t>
-            </w:r>
-            <w:r>
-              <w:rPr>
-                <w:rFonts w:hint="eastAsia" w:ascii="Times New Roman" w:hAnsi="Times New Roman" w:eastAsia="微软雅黑" w:cs="黑体"/>
-                <w:sz w:val="21"/>
-                <w:lang w:eastAsia="zh-CN"/>
-              </w:rPr>
-              <w:t>{% endif %}</w:t>
-            </w:r>
+              <w:t>{% if type == "tissue" %}{%if "胸腹水" in specimentype %}胸腹水{% else %}石蜡样本{% endif %}{% elif type == "blood" %}{%if "胸腹水(上清)" in specimentype %}胸腹水(上清){% else %}血液{% endif %}{% endif %}</w:t>
+            </w:r>
+            <w:bookmarkStart w:id="159" w:name="_GoBack"/>
+            <w:bookmarkEnd w:id="159"/>
           </w:p>
         </w:tc>
       </w:tr>
@@ -3365,7 +3333,6 @@
             <w:insideH w:val="single" w:color="BEBEBE" w:themeColor="background1" w:themeShade="BF" w:sz="4" w:space="0"/>
             <w:insideV w:val="single" w:color="BEBEBE" w:themeColor="background1" w:themeShade="BF" w:sz="4" w:space="0"/>
           </w:tblBorders>
-          <w:shd w:val="clear" w:color="auto" w:fill="FFFFFF" w:themeFill="background1"/>
           <w:tblCellMar>
             <w:top w:w="0" w:type="dxa"/>
             <w:left w:w="108" w:type="dxa"/>
@@ -3551,16 +3518,16 @@
           </w14:shadow>
         </w:rPr>
       </w:pPr>
-      <w:bookmarkStart w:id="11" w:name="_Toc18062_WPSOffice_Level1"/>
+      <w:bookmarkStart w:id="11" w:name="_Toc10518"/>
       <w:bookmarkStart w:id="12" w:name="_Toc19594"/>
-      <w:bookmarkStart w:id="13" w:name="_Toc7021_WPSOffice_Level1"/>
-      <w:bookmarkStart w:id="14" w:name="_Toc13931"/>
-      <w:bookmarkStart w:id="15" w:name="_Toc15297"/>
-      <w:bookmarkStart w:id="16" w:name="_Toc16456"/>
-      <w:bookmarkStart w:id="17" w:name="_Toc10518"/>
+      <w:bookmarkStart w:id="13" w:name="_Toc13931"/>
+      <w:bookmarkStart w:id="14" w:name="_Toc18062_WPSOffice_Level1"/>
+      <w:bookmarkStart w:id="15" w:name="_Toc16456"/>
+      <w:bookmarkStart w:id="16" w:name="_Toc11465"/>
+      <w:bookmarkStart w:id="17" w:name="_Toc17451"/>
       <w:bookmarkStart w:id="18" w:name="_Toc11015_WPSOffice_Level1"/>
-      <w:bookmarkStart w:id="19" w:name="_Toc17451"/>
-      <w:bookmarkStart w:id="20" w:name="_Toc11465"/>
+      <w:bookmarkStart w:id="19" w:name="_Toc7021_WPSOffice_Level1"/>
+      <w:bookmarkStart w:id="20" w:name="_Toc15297"/>
       <w:bookmarkStart w:id="21" w:name="_Toc3823"/>
       <w:r>
         <w:rPr>
@@ -3859,14 +3826,14 @@
           </w14:shadow>
         </w:rPr>
       </w:pPr>
-      <w:bookmarkStart w:id="23" w:name="_Toc2563"/>
-      <w:bookmarkStart w:id="24" w:name="_Toc1410"/>
+      <w:bookmarkStart w:id="23" w:name="_Toc18058"/>
+      <w:bookmarkStart w:id="24" w:name="_Toc2563"/>
       <w:bookmarkStart w:id="25" w:name="_Toc25920"/>
-      <w:bookmarkStart w:id="26" w:name="_Toc18058"/>
-      <w:bookmarkStart w:id="27" w:name="_Toc3871"/>
-      <w:bookmarkStart w:id="28" w:name="_Toc4088"/>
-      <w:bookmarkStart w:id="29" w:name="_Toc23369_WPSOffice_Level1"/>
-      <w:bookmarkStart w:id="30" w:name="_Toc6221_WPSOffice_Level1"/>
+      <w:bookmarkStart w:id="26" w:name="_Toc4088"/>
+      <w:bookmarkStart w:id="27" w:name="_Toc23369_WPSOffice_Level1"/>
+      <w:bookmarkStart w:id="28" w:name="_Toc1410"/>
+      <w:bookmarkStart w:id="29" w:name="_Toc6221_WPSOffice_Level1"/>
+      <w:bookmarkStart w:id="30" w:name="_Toc3871"/>
       <w:bookmarkStart w:id="31" w:name="_Toc16704"/>
       <w:bookmarkStart w:id="32" w:name="_Toc11387"/>
       <w:r>
@@ -5102,16 +5069,16 @@
         </w:rPr>
       </w:pPr>
       <w:bookmarkStart w:id="38" w:name="_Toc32621"/>
-      <w:bookmarkStart w:id="39" w:name="_Toc19430"/>
-      <w:bookmarkStart w:id="40" w:name="_Toc149837255"/>
-      <w:bookmarkStart w:id="41" w:name="_Toc12381"/>
-      <w:bookmarkStart w:id="42" w:name="_Toc20136_WPSOffice_Level1"/>
-      <w:bookmarkStart w:id="43" w:name="_Toc19898_WPSOffice_Level1"/>
-      <w:bookmarkStart w:id="44" w:name="_Toc19184"/>
-      <w:bookmarkStart w:id="45" w:name="_Toc22132"/>
-      <w:bookmarkStart w:id="46" w:name="_Toc2781"/>
-      <w:bookmarkStart w:id="47" w:name="_Toc284"/>
-      <w:bookmarkStart w:id="48" w:name="_Toc14062"/>
+      <w:bookmarkStart w:id="39" w:name="_Toc149837255"/>
+      <w:bookmarkStart w:id="40" w:name="_Toc19430"/>
+      <w:bookmarkStart w:id="41" w:name="_Toc14062"/>
+      <w:bookmarkStart w:id="42" w:name="_Toc19898_WPSOffice_Level1"/>
+      <w:bookmarkStart w:id="43" w:name="_Toc19184"/>
+      <w:bookmarkStart w:id="44" w:name="_Toc22132"/>
+      <w:bookmarkStart w:id="45" w:name="_Toc2781"/>
+      <w:bookmarkStart w:id="46" w:name="_Toc284"/>
+      <w:bookmarkStart w:id="47" w:name="_Toc20136_WPSOffice_Level1"/>
+      <w:bookmarkStart w:id="48" w:name="_Toc12381"/>
       <w:r>
         <w:rPr>
           <w:rFonts w:hint="eastAsia"/>
@@ -6330,8 +6297,8 @@
           <w:lang w:eastAsia="zh-CN"/>
         </w:rPr>
       </w:pPr>
-      <w:bookmarkStart w:id="49" w:name="_Toc30153"/>
-      <w:bookmarkStart w:id="50" w:name="_Toc4408"/>
+      <w:bookmarkStart w:id="49" w:name="_Toc4408"/>
+      <w:bookmarkStart w:id="50" w:name="_Toc30153"/>
       <w:r>
         <w:rPr>
           <w:rStyle w:val="36"/>
@@ -6361,10 +6328,10 @@
       <w:bookmarkEnd w:id="49"/>
       <w:bookmarkEnd w:id="50"/>
       <w:bookmarkStart w:id="51" w:name="_Toc11015_WPSOffice_Level2"/>
-      <w:bookmarkStart w:id="52" w:name="_Toc15063"/>
-      <w:bookmarkStart w:id="53" w:name="_Toc9088"/>
-      <w:bookmarkStart w:id="54" w:name="_Toc18062_WPSOffice_Level2"/>
-      <w:bookmarkStart w:id="55" w:name="_Toc23375"/>
+      <w:bookmarkStart w:id="52" w:name="_Toc9088"/>
+      <w:bookmarkStart w:id="53" w:name="_Toc18062_WPSOffice_Level2"/>
+      <w:bookmarkStart w:id="54" w:name="_Toc23375"/>
+      <w:bookmarkStart w:id="55" w:name="_Toc15063"/>
     </w:p>
     <w:bookmarkEnd w:id="51"/>
     <w:bookmarkEnd w:id="52"/>
@@ -6385,8 +6352,8 @@
           <w:lang w:eastAsia="zh-CN"/>
         </w:rPr>
       </w:pPr>
-      <w:bookmarkStart w:id="56" w:name="_Toc149837258"/>
-      <w:bookmarkStart w:id="57" w:name="_Toc10363"/>
+      <w:bookmarkStart w:id="56" w:name="_Toc10363"/>
+      <w:bookmarkStart w:id="57" w:name="_Toc149837258"/>
       <w:bookmarkStart w:id="58" w:name="_Toc12296"/>
       <w:r>
         <w:rPr>
@@ -11164,9 +11131,9 @@
           <w:lang w:eastAsia="zh-CN"/>
         </w:rPr>
       </w:pPr>
-      <w:bookmarkStart w:id="59" w:name="_Toc149837260"/>
-      <w:bookmarkStart w:id="60" w:name="_Toc31713"/>
-      <w:bookmarkStart w:id="61" w:name="_Toc28239"/>
+      <w:bookmarkStart w:id="59" w:name="_Toc28239"/>
+      <w:bookmarkStart w:id="60" w:name="_Toc149837260"/>
+      <w:bookmarkStart w:id="61" w:name="_Toc31713"/>
       <w:bookmarkStart w:id="62" w:name="_Toc7307_WPSOffice_Level3"/>
       <w:r>
         <w:rPr>
@@ -11738,9 +11705,9 @@
         <w:br w:type="page"/>
       </w:r>
       <w:bookmarkEnd w:id="62"/>
-      <w:bookmarkStart w:id="63" w:name="_Toc149837261"/>
-      <w:bookmarkStart w:id="64" w:name="_Toc15033"/>
-      <w:bookmarkStart w:id="65" w:name="_Toc2404"/>
+      <w:bookmarkStart w:id="63" w:name="_Toc2404"/>
+      <w:bookmarkStart w:id="64" w:name="_Toc149837261"/>
+      <w:bookmarkStart w:id="65" w:name="_Toc15033"/>
       <w:r>
         <w:rPr>
           <w:rFonts w:hint="eastAsia" w:ascii="Times New Roman" w:hAnsi="Times New Roman" w:eastAsia="微软雅黑" w:cs="Times New Roman"/>
@@ -14904,20 +14871,20 @@
           </w14:shadow>
         </w:rPr>
       </w:pPr>
-      <w:bookmarkStart w:id="69" w:name="_Toc23846_WPSOffice_Level1"/>
-      <w:bookmarkStart w:id="70" w:name="_Toc2289"/>
-      <w:bookmarkStart w:id="71" w:name="_Toc4331_WPSOffice_Level1"/>
-      <w:bookmarkStart w:id="72" w:name="_Toc180"/>
-      <w:bookmarkStart w:id="73" w:name="_Toc149837263"/>
-      <w:bookmarkStart w:id="74" w:name="_Toc30705"/>
+      <w:bookmarkStart w:id="69" w:name="_Toc180"/>
+      <w:bookmarkStart w:id="70" w:name="_Toc149837263"/>
+      <w:bookmarkStart w:id="71" w:name="_Toc23846_WPSOffice_Level1"/>
+      <w:bookmarkStart w:id="72" w:name="_Toc2289"/>
+      <w:bookmarkStart w:id="73" w:name="_Toc4331_WPSOffice_Level1"/>
+      <w:bookmarkStart w:id="74" w:name="_Toc25727"/>
       <w:bookmarkStart w:id="75" w:name="_Toc23903"/>
-      <w:bookmarkStart w:id="76" w:name="_Toc25727"/>
-      <w:bookmarkStart w:id="77" w:name="_Toc32443_WPSOffice_Level1"/>
+      <w:bookmarkStart w:id="76" w:name="_Toc32443_WPSOffice_Level1"/>
+      <w:bookmarkStart w:id="77" w:name="_Toc30705"/>
       <w:bookmarkStart w:id="78" w:name="_Toc20694"/>
-      <w:bookmarkStart w:id="79" w:name="_Toc29383"/>
-      <w:bookmarkStart w:id="80" w:name="_Toc26395"/>
-      <w:bookmarkStart w:id="81" w:name="_Toc32468"/>
-      <w:bookmarkStart w:id="82" w:name="_Toc6784"/>
+      <w:bookmarkStart w:id="79" w:name="_Toc32468"/>
+      <w:bookmarkStart w:id="80" w:name="_Toc6784"/>
+      <w:bookmarkStart w:id="81" w:name="_Toc26395"/>
+      <w:bookmarkStart w:id="82" w:name="_Toc29383"/>
       <w:r>
         <w:rPr>
           <w:color w:val="62B541"/>
@@ -14976,12 +14943,12 @@
           <w:lang w:eastAsia="zh-CN"/>
         </w:rPr>
       </w:pPr>
-      <w:bookmarkStart w:id="83" w:name="_Toc32443_WPSOffice_Level2"/>
+      <w:bookmarkStart w:id="83" w:name="_Toc23606"/>
       <w:bookmarkStart w:id="84" w:name="_Toc4331_WPSOffice_Level2"/>
-      <w:bookmarkStart w:id="85" w:name="_Toc28062"/>
-      <w:bookmarkStart w:id="86" w:name="_Toc27407"/>
-      <w:bookmarkStart w:id="87" w:name="_Toc32302"/>
-      <w:bookmarkStart w:id="88" w:name="_Toc23606"/>
+      <w:bookmarkStart w:id="85" w:name="_Toc32302"/>
+      <w:bookmarkStart w:id="86" w:name="_Toc28062"/>
+      <w:bookmarkStart w:id="87" w:name="_Toc27407"/>
+      <w:bookmarkStart w:id="88" w:name="_Toc32443_WPSOffice_Level2"/>
       <w:bookmarkStart w:id="89" w:name="_Toc149837264"/>
       <w:r>
         <w:rPr>
@@ -24083,14 +24050,14 @@
       <w:bookmarkEnd w:id="81"/>
       <w:bookmarkEnd w:id="82"/>
       <w:bookmarkStart w:id="90" w:name="_Toc28240"/>
-      <w:bookmarkStart w:id="91" w:name="_Toc12505"/>
+      <w:bookmarkStart w:id="91" w:name="_Toc16594"/>
       <w:bookmarkStart w:id="92" w:name="_Toc21764_WPSOffice_Level1"/>
-      <w:bookmarkStart w:id="93" w:name="_Toc13196_WPSOffice_Level1"/>
-      <w:bookmarkStart w:id="94" w:name="_Toc2409"/>
-      <w:bookmarkStart w:id="95" w:name="_Toc1707_WPSOffice_Level1"/>
-      <w:bookmarkStart w:id="96" w:name="_Toc27302"/>
-      <w:bookmarkStart w:id="97" w:name="_Toc16594"/>
-      <w:bookmarkStart w:id="98" w:name="_Toc18680"/>
+      <w:bookmarkStart w:id="93" w:name="_Toc2409"/>
+      <w:bookmarkStart w:id="94" w:name="_Toc27302"/>
+      <w:bookmarkStart w:id="95" w:name="_Toc13196_WPSOffice_Level1"/>
+      <w:bookmarkStart w:id="96" w:name="_Toc18680"/>
+      <w:bookmarkStart w:id="97" w:name="_Toc12505"/>
+      <w:bookmarkStart w:id="98" w:name="_Toc1707_WPSOffice_Level1"/>
       <w:r>
         <w:rPr>
           <w:rFonts w:hint="eastAsia" w:ascii="Times New Roman" w:hAnsi="Times New Roman" w:eastAsia="微软雅黑" w:cs="Times New Roman"/>
@@ -24116,13 +24083,13 @@
           <w:lang w:eastAsia="zh-CN"/>
         </w:rPr>
       </w:pPr>
-      <w:bookmarkStart w:id="99" w:name="_Toc16054"/>
-      <w:bookmarkStart w:id="100" w:name="_Toc26649"/>
-      <w:bookmarkStart w:id="101" w:name="_Toc1707_WPSOffice_Level2"/>
-      <w:bookmarkStart w:id="102" w:name="_Toc29437"/>
-      <w:bookmarkStart w:id="103" w:name="_Toc21764_WPSOffice_Level2"/>
-      <w:bookmarkStart w:id="104" w:name="_Toc149837267"/>
-      <w:bookmarkStart w:id="105" w:name="_Toc16347"/>
+      <w:bookmarkStart w:id="99" w:name="_Toc26649"/>
+      <w:bookmarkStart w:id="100" w:name="_Toc1707_WPSOffice_Level2"/>
+      <w:bookmarkStart w:id="101" w:name="_Toc29437"/>
+      <w:bookmarkStart w:id="102" w:name="_Toc21764_WPSOffice_Level2"/>
+      <w:bookmarkStart w:id="103" w:name="_Toc16054"/>
+      <w:bookmarkStart w:id="104" w:name="_Toc16347"/>
+      <w:bookmarkStart w:id="105" w:name="_Toc149837267"/>
       <w:bookmarkStart w:id="106" w:name="_Toc14132"/>
       <w:r>
         <w:rPr>
@@ -26216,8 +26183,8 @@
           </w14:shadow>
         </w:rPr>
       </w:pPr>
-      <w:bookmarkStart w:id="107" w:name="_Toc15012"/>
-      <w:bookmarkStart w:id="108" w:name="_Toc32388"/>
+      <w:bookmarkStart w:id="107" w:name="_Toc32388"/>
+      <w:bookmarkStart w:id="108" w:name="_Toc15012"/>
       <w:r>
         <w:rPr>
           <w:rStyle w:val="36"/>
@@ -26281,12 +26248,12 @@
       </w:pPr>
       <w:bookmarkStart w:id="109" w:name="_Toc32005"/>
       <w:bookmarkStart w:id="110" w:name="_Toc14255_WPSOffice_Level1"/>
-      <w:bookmarkStart w:id="111" w:name="_Toc24085_WPSOffice_Level1"/>
-      <w:bookmarkStart w:id="112" w:name="_Toc9066"/>
-      <w:bookmarkStart w:id="113" w:name="_Toc15840_WPSOffice_Level1"/>
-      <w:bookmarkStart w:id="114" w:name="_Toc9914"/>
-      <w:bookmarkStart w:id="115" w:name="_Toc12798"/>
-      <w:bookmarkStart w:id="116" w:name="_Toc3674"/>
+      <w:bookmarkStart w:id="111" w:name="_Toc9066"/>
+      <w:bookmarkStart w:id="112" w:name="_Toc9914"/>
+      <w:bookmarkStart w:id="113" w:name="_Toc3674"/>
+      <w:bookmarkStart w:id="114" w:name="_Toc15840_WPSOffice_Level1"/>
+      <w:bookmarkStart w:id="115" w:name="_Toc24085_WPSOffice_Level1"/>
+      <w:bookmarkStart w:id="116" w:name="_Toc12798"/>
       <w:r>
         <w:rPr>
           <w:rFonts w:hint="eastAsia" w:ascii="Times New Roman" w:hAnsi="Times New Roman"/>
@@ -28786,13 +28753,13 @@
       </w:r>
     </w:p>
     <w:p>
-      <w:bookmarkStart w:id="117" w:name="_Toc4979"/>
-      <w:bookmarkStart w:id="118" w:name="_Toc28810_WPSOffice_Level1"/>
-      <w:bookmarkStart w:id="119" w:name="_Toc11193_WPSOffice_Level1"/>
-      <w:bookmarkStart w:id="120" w:name="_Toc11812"/>
-      <w:bookmarkStart w:id="121" w:name="_Toc20303"/>
+      <w:bookmarkStart w:id="117" w:name="_Toc11896_WPSOffice_Level1"/>
+      <w:bookmarkStart w:id="118" w:name="_Toc4979"/>
+      <w:bookmarkStart w:id="119" w:name="_Toc11812"/>
+      <w:bookmarkStart w:id="120" w:name="_Toc20303"/>
+      <w:bookmarkStart w:id="121" w:name="_Toc11193_WPSOffice_Level1"/>
       <w:bookmarkStart w:id="122" w:name="_Toc1779"/>
-      <w:bookmarkStart w:id="123" w:name="_Toc11896_WPSOffice_Level1"/>
+      <w:bookmarkStart w:id="123" w:name="_Toc28810_WPSOffice_Level1"/>
       <w:r>
         <w:br w:type="page"/>
       </w:r>
@@ -29521,15 +29488,15 @@
       </w:pPr>
       <w:bookmarkStart w:id="126" w:name="_Toc28537"/>
       <w:bookmarkStart w:id="127" w:name="_Toc19099"/>
-      <w:bookmarkStart w:id="128" w:name="_Toc16368_WPSOffice_Level1"/>
-      <w:bookmarkStart w:id="129" w:name="_Toc6864"/>
-      <w:bookmarkStart w:id="130" w:name="_Toc8182"/>
-      <w:bookmarkStart w:id="131" w:name="_Toc29730"/>
-      <w:bookmarkStart w:id="132" w:name="_Toc28910_WPSOffice_Level1"/>
-      <w:bookmarkStart w:id="133" w:name="_Toc7549"/>
-      <w:bookmarkStart w:id="134" w:name="_Toc22484_WPSOffice_Level1"/>
-      <w:bookmarkStart w:id="135" w:name="_Toc29242"/>
-      <w:bookmarkStart w:id="136" w:name="_Toc27070"/>
+      <w:bookmarkStart w:id="128" w:name="_Toc29242"/>
+      <w:bookmarkStart w:id="129" w:name="_Toc22484_WPSOffice_Level1"/>
+      <w:bookmarkStart w:id="130" w:name="_Toc6864"/>
+      <w:bookmarkStart w:id="131" w:name="_Toc27070"/>
+      <w:bookmarkStart w:id="132" w:name="_Toc29730"/>
+      <w:bookmarkStart w:id="133" w:name="_Toc28910_WPSOffice_Level1"/>
+      <w:bookmarkStart w:id="134" w:name="_Toc8182"/>
+      <w:bookmarkStart w:id="135" w:name="_Toc7549"/>
+      <w:bookmarkStart w:id="136" w:name="_Toc16368_WPSOffice_Level1"/>
       <w:r>
         <w:rPr>
           <w:rFonts w:hint="eastAsia" w:ascii="Times New Roman" w:hAnsi="Times New Roman"/>
@@ -29620,10 +29587,9 @@
                 <w:szCs w:val="21"/>
               </w:rPr>
             </w:pPr>
-            <w:bookmarkStart w:id="159" w:name="_GoBack"/>
-            <w:bookmarkStart w:id="137" w:name="_Toc28454_WPSOffice_Level1"/>
+            <w:bookmarkStart w:id="137" w:name="_Toc26985_WPSOffice_Level1"/>
             <w:bookmarkStart w:id="138" w:name="_Toc20170_WPSOffice_Level1"/>
-            <w:bookmarkStart w:id="139" w:name="_Toc26985_WPSOffice_Level1"/>
+            <w:bookmarkStart w:id="139" w:name="_Toc28454_WPSOffice_Level1"/>
             <w:r>
               <w:rPr>
                 <w:rFonts w:hint="eastAsia" w:ascii="Times New Roman" w:hAnsi="Times New Roman" w:eastAsia="微软雅黑" w:cs="Times New Roman"/>
@@ -29901,7 +29867,6 @@
           </w:p>
         </w:tc>
       </w:tr>
-      <w:bookmarkEnd w:id="159"/>
     </w:tbl>
     <w:p>
       <w:pPr>
@@ -30000,9 +29965,9 @@
       <w:bookmarkStart w:id="141" w:name="_Toc9265"/>
       <w:bookmarkStart w:id="142" w:name="_Toc3409"/>
       <w:bookmarkStart w:id="143" w:name="_Toc15114"/>
-      <w:bookmarkStart w:id="144" w:name="_Toc27034"/>
+      <w:bookmarkStart w:id="144" w:name="_Toc8911"/>
       <w:bookmarkStart w:id="145" w:name="_Toc107825570"/>
-      <w:bookmarkStart w:id="146" w:name="_Toc8911"/>
+      <w:bookmarkStart w:id="146" w:name="_Toc27034"/>
       <w:bookmarkStart w:id="147" w:name="_Toc4503"/>
       <w:bookmarkStart w:id="148" w:name="_Toc11901"/>
       <w:bookmarkStart w:id="149" w:name="_Toc27809"/>
@@ -30661,8 +30626,8 @@
           <w:lang w:eastAsia="zh-CN"/>
         </w:rPr>
       </w:pPr>
-      <w:bookmarkStart w:id="157" w:name="_Toc13979"/>
-      <w:bookmarkStart w:id="158" w:name="_Toc1660"/>
+      <w:bookmarkStart w:id="157" w:name="_Toc1660"/>
+      <w:bookmarkStart w:id="158" w:name="_Toc13979"/>
       <w:r>
         <w:rPr>
           <w:rFonts w:hint="eastAsia" w:ascii="Times New Roman" w:hAnsi="Times New Roman"/>

--- a/WebContent/docx/乳腺癌56基因报告-单样本-重庆分子.docx
+++ b/WebContent/docx/乳腺癌56基因报告-单样本-重庆分子.docx
@@ -2800,17 +2800,17 @@
           </w14:shadow>
         </w:rPr>
       </w:pPr>
-      <w:bookmarkStart w:id="0" w:name="_Toc24397"/>
-      <w:bookmarkStart w:id="1" w:name="_Toc24178_WPSOffice_Level1"/>
-      <w:bookmarkStart w:id="2" w:name="_Toc27500"/>
-      <w:bookmarkStart w:id="3" w:name="_Toc13806"/>
-      <w:bookmarkStart w:id="4" w:name="_Toc21669"/>
-      <w:bookmarkStart w:id="5" w:name="_Toc30143_WPSOffice_Level1"/>
-      <w:bookmarkStart w:id="6" w:name="_Toc10446"/>
-      <w:bookmarkStart w:id="7" w:name="_Toc6322"/>
-      <w:bookmarkStart w:id="8" w:name="_Toc21009_WPSOffice_Level1"/>
-      <w:bookmarkStart w:id="9" w:name="_Toc28303"/>
-      <w:bookmarkStart w:id="10" w:name="_Toc32054"/>
+      <w:bookmarkStart w:id="0" w:name="_Toc10446"/>
+      <w:bookmarkStart w:id="1" w:name="_Toc6322"/>
+      <w:bookmarkStart w:id="2" w:name="_Toc21009_WPSOffice_Level1"/>
+      <w:bookmarkStart w:id="3" w:name="_Toc27500"/>
+      <w:bookmarkStart w:id="4" w:name="_Toc28303"/>
+      <w:bookmarkStart w:id="5" w:name="_Toc32054"/>
+      <w:bookmarkStart w:id="6" w:name="_Toc13806"/>
+      <w:bookmarkStart w:id="7" w:name="_Toc21669"/>
+      <w:bookmarkStart w:id="8" w:name="_Toc30143_WPSOffice_Level1"/>
+      <w:bookmarkStart w:id="9" w:name="_Toc24178_WPSOffice_Level1"/>
+      <w:bookmarkStart w:id="10" w:name="_Toc24397"/>
       <w:r>
         <w:rPr>
           <w:rFonts w:ascii="Times New Roman" w:hAnsi="Times New Roman"/>
@@ -2874,163 +2874,6 @@
             <w:insideH w:val="single" w:color="BEBEBE" w:themeColor="background1" w:themeShade="BF" w:sz="4" w:space="0"/>
             <w:insideV w:val="single" w:color="BEBEBE" w:themeColor="background1" w:themeShade="BF" w:sz="4" w:space="0"/>
           </w:tblBorders>
-          <w:tblCellMar>
-            <w:top w:w="0" w:type="dxa"/>
-            <w:left w:w="108" w:type="dxa"/>
-            <w:bottom w:w="0" w:type="dxa"/>
-            <w:right w:w="108" w:type="dxa"/>
-          </w:tblCellMar>
-        </w:tblPrEx>
-        <w:trPr>
-          <w:trHeight w:val="397" w:hRule="atLeast"/>
-          <w:jc w:val="center"/>
-        </w:trPr>
-        <w:tc>
-          <w:tcPr>
-            <w:tcW w:w="3231" w:type="dxa"/>
-            <w:tcBorders>
-              <w:top w:val="single" w:color="62B541" w:sz="24" w:space="0"/>
-            </w:tcBorders>
-            <w:shd w:val="clear" w:color="auto" w:fill="auto"/>
-            <w:vAlign w:val="center"/>
-          </w:tcPr>
-          <w:p>
-            <w:pPr>
-              <w:jc w:val="both"/>
-              <w:rPr>
-                <w:rFonts w:ascii="Times New Roman" w:hAnsi="Times New Roman" w:eastAsia="微软雅黑" w:cs="Times New Roman"/>
-                <w:bCs/>
-                <w:color w:val="000000"/>
-                <w:sz w:val="21"/>
-                <w:szCs w:val="21"/>
-                <w:lang w:eastAsia="zh-CN"/>
-              </w:rPr>
-            </w:pPr>
-            <w:r>
-              <w:rPr>
-                <w:rFonts w:ascii="Times New Roman" w:hAnsi="Times New Roman" w:eastAsia="微软雅黑" w:cs="Times New Roman"/>
-                <w:bCs/>
-                <w:color w:val="000000"/>
-                <w:sz w:val="21"/>
-                <w:szCs w:val="21"/>
-                <w:lang w:eastAsia="zh-CN"/>
-              </w:rPr>
-              <w:t>姓名：</w:t>
-            </w:r>
-            <w:r>
-              <w:rPr>
-                <w:rFonts w:hint="eastAsia" w:ascii="Times New Roman" w:hAnsi="Times New Roman" w:eastAsia="微软雅黑" w:cs="Times New Roman"/>
-                <w:bCs/>
-                <w:color w:val="000000"/>
-                <w:sz w:val="21"/>
-                <w:szCs w:val="21"/>
-                <w:lang w:eastAsia="zh-CN"/>
-              </w:rPr>
-              <w:t>{{ client }}</w:t>
-            </w:r>
-          </w:p>
-        </w:tc>
-        <w:tc>
-          <w:tcPr>
-            <w:tcW w:w="3323" w:type="dxa"/>
-            <w:tcBorders>
-              <w:top w:val="single" w:color="62B541" w:sz="24" w:space="0"/>
-            </w:tcBorders>
-            <w:shd w:val="clear" w:color="auto" w:fill="auto"/>
-            <w:vAlign w:val="center"/>
-          </w:tcPr>
-          <w:p>
-            <w:pPr>
-              <w:jc w:val="both"/>
-              <w:rPr>
-                <w:rFonts w:ascii="Times New Roman" w:hAnsi="Times New Roman" w:eastAsia="微软雅黑" w:cs="Times New Roman"/>
-                <w:bCs/>
-                <w:color w:val="000000"/>
-                <w:sz w:val="21"/>
-                <w:szCs w:val="21"/>
-                <w:lang w:eastAsia="zh-CN"/>
-              </w:rPr>
-            </w:pPr>
-            <w:r>
-              <w:rPr>
-                <w:rFonts w:ascii="Times New Roman" w:hAnsi="Times New Roman" w:eastAsia="微软雅黑" w:cs="Times New Roman"/>
-                <w:bCs/>
-                <w:color w:val="000000"/>
-                <w:sz w:val="21"/>
-                <w:szCs w:val="21"/>
-                <w:lang w:eastAsia="zh-CN"/>
-              </w:rPr>
-              <w:t>送检医院：</w:t>
-            </w:r>
-            <w:r>
-              <w:rPr>
-                <w:rFonts w:hint="eastAsia" w:ascii="Times New Roman" w:hAnsi="Times New Roman" w:eastAsia="微软雅黑" w:cs="Times New Roman"/>
-                <w:bCs/>
-                <w:color w:val="000000"/>
-                <w:sz w:val="21"/>
-                <w:szCs w:val="21"/>
-                <w:lang w:eastAsia="zh-CN"/>
-              </w:rPr>
-              <w:t>{{ hospital }}</w:t>
-            </w:r>
-          </w:p>
-        </w:tc>
-        <w:tc>
-          <w:tcPr>
-            <w:tcW w:w="3316" w:type="dxa"/>
-            <w:tcBorders>
-              <w:top w:val="single" w:color="62B541" w:sz="24" w:space="0"/>
-            </w:tcBorders>
-            <w:shd w:val="clear" w:color="auto" w:fill="auto"/>
-            <w:vAlign w:val="center"/>
-          </w:tcPr>
-          <w:p>
-            <w:pPr>
-              <w:jc w:val="both"/>
-              <w:rPr>
-                <w:rFonts w:ascii="Times New Roman" w:hAnsi="Times New Roman" w:eastAsia="微软雅黑" w:cs="Times New Roman"/>
-                <w:bCs/>
-                <w:color w:val="000000"/>
-                <w:sz w:val="21"/>
-                <w:szCs w:val="21"/>
-                <w:lang w:eastAsia="zh-CN"/>
-              </w:rPr>
-            </w:pPr>
-            <w:r>
-              <w:rPr>
-                <w:rFonts w:ascii="Times New Roman" w:hAnsi="Times New Roman" w:eastAsia="微软雅黑" w:cs="Times New Roman"/>
-                <w:bCs/>
-                <w:color w:val="000000"/>
-                <w:sz w:val="21"/>
-                <w:szCs w:val="21"/>
-                <w:lang w:eastAsia="zh-CN"/>
-              </w:rPr>
-              <w:t>样本编号：</w:t>
-            </w:r>
-            <w:r>
-              <w:rPr>
-                <w:rFonts w:hint="eastAsia" w:ascii="Times New Roman" w:hAnsi="Times New Roman" w:eastAsia="微软雅黑" w:cs="Times New Roman"/>
-                <w:bCs/>
-                <w:color w:val="000000"/>
-                <w:sz w:val="21"/>
-                <w:szCs w:val="21"/>
-                <w:lang w:eastAsia="zh-CN"/>
-              </w:rPr>
-              <w:t>{{ subbarcode }}</w:t>
-            </w:r>
-          </w:p>
-        </w:tc>
-      </w:tr>
-      <w:tr>
-        <w:tblPrEx>
-          <w:tblBorders>
-            <w:top w:val="single" w:color="5A9D46" w:sz="24" w:space="0"/>
-            <w:left w:val="none" w:color="auto" w:sz="0" w:space="0"/>
-            <w:bottom w:val="none" w:color="auto" w:sz="0" w:space="0"/>
-            <w:right w:val="none" w:color="auto" w:sz="0" w:space="0"/>
-            <w:insideH w:val="single" w:color="BEBEBE" w:themeColor="background1" w:themeShade="BF" w:sz="4" w:space="0"/>
-            <w:insideV w:val="single" w:color="BEBEBE" w:themeColor="background1" w:themeShade="BF" w:sz="4" w:space="0"/>
-          </w:tblBorders>
           <w:shd w:val="clear" w:color="auto" w:fill="FFFFFF" w:themeFill="background1"/>
           <w:tblCellMar>
             <w:top w:w="0" w:type="dxa"/>
@@ -3047,8 +2890,7 @@
           <w:tcPr>
             <w:tcW w:w="3231" w:type="dxa"/>
             <w:tcBorders>
-              <w:tl2br w:val="nil"/>
-              <w:tr2bl w:val="nil"/>
+              <w:top w:val="single" w:color="62B541" w:sz="24" w:space="0"/>
             </w:tcBorders>
             <w:shd w:val="clear" w:color="auto" w:fill="auto"/>
             <w:vAlign w:val="center"/>
@@ -3074,7 +2916,7 @@
                 <w:szCs w:val="21"/>
                 <w:lang w:eastAsia="zh-CN"/>
               </w:rPr>
-              <w:t>性别：</w:t>
+              <w:t>姓名：</w:t>
             </w:r>
             <w:r>
               <w:rPr>
@@ -3085,7 +2927,7 @@
                 <w:szCs w:val="21"/>
                 <w:lang w:eastAsia="zh-CN"/>
               </w:rPr>
-              <w:t>{{ sex }}</w:t>
+              <w:t>{{ client }}</w:t>
             </w:r>
           </w:p>
         </w:tc>
@@ -3093,8 +2935,7 @@
           <w:tcPr>
             <w:tcW w:w="3323" w:type="dxa"/>
             <w:tcBorders>
-              <w:tl2br w:val="nil"/>
-              <w:tr2bl w:val="nil"/>
+              <w:top w:val="single" w:color="62B541" w:sz="24" w:space="0"/>
             </w:tcBorders>
             <w:shd w:val="clear" w:color="auto" w:fill="auto"/>
             <w:vAlign w:val="center"/>
@@ -3104,6 +2945,7 @@
               <w:jc w:val="both"/>
               <w:rPr>
                 <w:rFonts w:ascii="Times New Roman" w:hAnsi="Times New Roman" w:eastAsia="微软雅黑" w:cs="Times New Roman"/>
+                <w:bCs/>
                 <w:color w:val="000000"/>
                 <w:sz w:val="21"/>
                 <w:szCs w:val="21"/>
@@ -3113,22 +2955,24 @@
             <w:r>
               <w:rPr>
                 <w:rFonts w:ascii="Times New Roman" w:hAnsi="Times New Roman" w:eastAsia="微软雅黑" w:cs="Times New Roman"/>
+                <w:bCs/>
                 <w:color w:val="000000"/>
                 <w:sz w:val="21"/>
                 <w:szCs w:val="21"/>
                 <w:lang w:eastAsia="zh-CN"/>
               </w:rPr>
-              <w:t>送检科室：</w:t>
-            </w:r>
-            <w:r>
-              <w:rPr>
-                <w:rFonts w:hint="eastAsia" w:ascii="Times New Roman" w:hAnsi="Times New Roman" w:eastAsia="微软雅黑" w:cs="Times New Roman"/>
+              <w:t>送检医院：</w:t>
+            </w:r>
+            <w:r>
+              <w:rPr>
+                <w:rFonts w:hint="eastAsia" w:ascii="Times New Roman" w:hAnsi="Times New Roman" w:eastAsia="微软雅黑" w:cs="Times New Roman"/>
+                <w:bCs/>
                 <w:color w:val="000000"/>
                 <w:sz w:val="21"/>
                 <w:szCs w:val="21"/>
                 <w:lang w:eastAsia="zh-CN"/>
               </w:rPr>
-              <w:t>{{ locationname }}</w:t>
+              <w:t>{{ hospital }}</w:t>
             </w:r>
           </w:p>
         </w:tc>
@@ -3136,8 +2980,7 @@
           <w:tcPr>
             <w:tcW w:w="3316" w:type="dxa"/>
             <w:tcBorders>
-              <w:tl2br w:val="nil"/>
-              <w:tr2bl w:val="nil"/>
+              <w:top w:val="single" w:color="62B541" w:sz="24" w:space="0"/>
             </w:tcBorders>
             <w:shd w:val="clear" w:color="auto" w:fill="auto"/>
             <w:vAlign w:val="center"/>
@@ -3157,23 +3000,25 @@
             <w:r>
               <w:rPr>
                 <w:rFonts w:ascii="Times New Roman" w:hAnsi="Times New Roman" w:eastAsia="微软雅黑" w:cs="Times New Roman"/>
+                <w:bCs/>
                 <w:color w:val="000000"/>
                 <w:sz w:val="21"/>
                 <w:szCs w:val="21"/>
                 <w:lang w:eastAsia="zh-CN"/>
               </w:rPr>
-              <w:t>标本类型：</w:t>
-            </w:r>
-            <w:r>
-              <w:rPr>
-                <w:rFonts w:hint="eastAsia" w:ascii="Times New Roman" w:hAnsi="Times New Roman" w:eastAsia="微软雅黑" w:cs="黑体"/>
-                <w:sz w:val="21"/>
-                <w:lang w:eastAsia="zh-CN"/>
-              </w:rPr>
-              <w:t>{% if type == "tissue" %}{%if "胸腹水" in specimentype %}胸腹水{% else %}石蜡样本{% endif %}{% elif type == "blood" %}{%if "胸腹水(上清)" in specimentype %}胸腹水(上清){% else %}血液{% endif %}{% endif %}</w:t>
-            </w:r>
-            <w:bookmarkStart w:id="159" w:name="_GoBack"/>
-            <w:bookmarkEnd w:id="159"/>
+              <w:t>样本编号：</w:t>
+            </w:r>
+            <w:r>
+              <w:rPr>
+                <w:rFonts w:hint="eastAsia" w:ascii="Times New Roman" w:hAnsi="Times New Roman" w:eastAsia="微软雅黑" w:cs="Times New Roman"/>
+                <w:bCs/>
+                <w:color w:val="000000"/>
+                <w:sz w:val="21"/>
+                <w:szCs w:val="21"/>
+                <w:lang w:eastAsia="zh-CN"/>
+              </w:rPr>
+              <w:t>{{ subbarcode }}</w:t>
+            </w:r>
           </w:p>
         </w:tc>
       </w:tr>
@@ -3229,7 +3074,7 @@
                 <w:szCs w:val="21"/>
                 <w:lang w:eastAsia="zh-CN"/>
               </w:rPr>
-              <w:t>年龄：</w:t>
+              <w:t>性别：</w:t>
             </w:r>
             <w:r>
               <w:rPr>
@@ -3240,7 +3085,7 @@
                 <w:szCs w:val="21"/>
                 <w:lang w:eastAsia="zh-CN"/>
               </w:rPr>
-              <w:t>{{ age }}</w:t>
+              <w:t>{{ sex }}</w:t>
             </w:r>
           </w:p>
         </w:tc>
@@ -3273,7 +3118,7 @@
                 <w:szCs w:val="21"/>
                 <w:lang w:eastAsia="zh-CN"/>
               </w:rPr>
-              <w:t>送检医生：</w:t>
+              <w:t>送检科室：</w:t>
             </w:r>
             <w:r>
               <w:rPr>
@@ -3283,7 +3128,7 @@
                 <w:szCs w:val="21"/>
                 <w:lang w:eastAsia="zh-CN"/>
               </w:rPr>
-              <w:t>{{ doctorname }}</w:t>
+              <w:t>{{ locationname }}</w:t>
             </w:r>
           </w:p>
         </w:tc>
@@ -3301,24 +3146,31 @@
             <w:pPr>
               <w:jc w:val="both"/>
               <w:rPr>
-                <w:rFonts w:hint="default" w:ascii="Times New Roman" w:hAnsi="Times New Roman" w:eastAsia="微软雅黑" w:cs="Times New Roman"/>
+                <w:rFonts w:ascii="Times New Roman" w:hAnsi="Times New Roman" w:eastAsia="微软雅黑" w:cs="Times New Roman"/>
                 <w:bCs/>
                 <w:color w:val="000000"/>
                 <w:sz w:val="21"/>
                 <w:szCs w:val="21"/>
-                <w:lang w:val="en-US" w:eastAsia="zh-CN"/>
-              </w:rPr>
-            </w:pPr>
-            <w:r>
-              <w:rPr>
-                <w:rFonts w:hint="eastAsia" w:ascii="Times New Roman" w:hAnsi="Times New Roman" w:eastAsia="微软雅黑" w:cs="Times New Roman"/>
-                <w:bCs/>
+                <w:lang w:eastAsia="zh-CN"/>
+              </w:rPr>
+            </w:pPr>
+            <w:r>
+              <w:rPr>
+                <w:rFonts w:ascii="Times New Roman" w:hAnsi="Times New Roman" w:eastAsia="微软雅黑" w:cs="Times New Roman"/>
                 <w:color w:val="000000"/>
                 <w:sz w:val="21"/>
                 <w:szCs w:val="21"/>
-                <w:lang w:val="en-US" w:eastAsia="zh-CN"/>
-              </w:rPr>
-              <w:t>病理编号：{{ patientid }}</w:t>
+                <w:lang w:eastAsia="zh-CN"/>
+              </w:rPr>
+              <w:t>标本类型：</w:t>
+            </w:r>
+            <w:r>
+              <w:rPr>
+                <w:rFonts w:hint="eastAsia" w:ascii="Times New Roman" w:hAnsi="Times New Roman" w:eastAsia="微软雅黑" w:cs="黑体"/>
+                <w:sz w:val="21"/>
+                <w:lang w:eastAsia="zh-CN"/>
+              </w:rPr>
+              <w:t>{% if type == "tissue" %}{%if "胸腹水" in specimentype %}胸腹水{% else %}石蜡样本{% endif %}{% elif type == "blood" %}{%if "胸腹水(上清)" in specimentype %}胸腹水(上清){% else %}血液{% endif %}{% endif %}</w:t>
             </w:r>
           </w:p>
         </w:tc>
@@ -3348,6 +3200,152 @@
           <w:tcPr>
             <w:tcW w:w="3231" w:type="dxa"/>
             <w:tcBorders>
+              <w:tl2br w:val="nil"/>
+              <w:tr2bl w:val="nil"/>
+            </w:tcBorders>
+            <w:shd w:val="clear" w:color="auto" w:fill="auto"/>
+            <w:vAlign w:val="center"/>
+          </w:tcPr>
+          <w:p>
+            <w:pPr>
+              <w:jc w:val="both"/>
+              <w:rPr>
+                <w:rFonts w:ascii="Times New Roman" w:hAnsi="Times New Roman" w:eastAsia="微软雅黑" w:cs="Times New Roman"/>
+                <w:bCs/>
+                <w:color w:val="000000"/>
+                <w:sz w:val="21"/>
+                <w:szCs w:val="21"/>
+                <w:lang w:eastAsia="zh-CN"/>
+              </w:rPr>
+            </w:pPr>
+            <w:r>
+              <w:rPr>
+                <w:rFonts w:ascii="Times New Roman" w:hAnsi="Times New Roman" w:eastAsia="微软雅黑" w:cs="Times New Roman"/>
+                <w:bCs/>
+                <w:color w:val="000000"/>
+                <w:sz w:val="21"/>
+                <w:szCs w:val="21"/>
+                <w:lang w:eastAsia="zh-CN"/>
+              </w:rPr>
+              <w:t>年龄：</w:t>
+            </w:r>
+            <w:r>
+              <w:rPr>
+                <w:rFonts w:hint="eastAsia" w:ascii="Times New Roman" w:hAnsi="Times New Roman" w:eastAsia="微软雅黑" w:cs="Times New Roman"/>
+                <w:bCs/>
+                <w:color w:val="000000"/>
+                <w:sz w:val="21"/>
+                <w:szCs w:val="21"/>
+                <w:lang w:eastAsia="zh-CN"/>
+              </w:rPr>
+              <w:t>{{ age }}</w:t>
+            </w:r>
+          </w:p>
+        </w:tc>
+        <w:tc>
+          <w:tcPr>
+            <w:tcW w:w="3323" w:type="dxa"/>
+            <w:tcBorders>
+              <w:tl2br w:val="nil"/>
+              <w:tr2bl w:val="nil"/>
+            </w:tcBorders>
+            <w:shd w:val="clear" w:color="auto" w:fill="auto"/>
+            <w:vAlign w:val="center"/>
+          </w:tcPr>
+          <w:p>
+            <w:pPr>
+              <w:jc w:val="both"/>
+              <w:rPr>
+                <w:rFonts w:ascii="Times New Roman" w:hAnsi="Times New Roman" w:eastAsia="微软雅黑" w:cs="Times New Roman"/>
+                <w:color w:val="000000"/>
+                <w:sz w:val="21"/>
+                <w:szCs w:val="21"/>
+                <w:lang w:eastAsia="zh-CN"/>
+              </w:rPr>
+            </w:pPr>
+            <w:r>
+              <w:rPr>
+                <w:rFonts w:ascii="Times New Roman" w:hAnsi="Times New Roman" w:eastAsia="微软雅黑" w:cs="Times New Roman"/>
+                <w:color w:val="000000"/>
+                <w:sz w:val="21"/>
+                <w:szCs w:val="21"/>
+                <w:lang w:eastAsia="zh-CN"/>
+              </w:rPr>
+              <w:t>送检医生：</w:t>
+            </w:r>
+            <w:r>
+              <w:rPr>
+                <w:rFonts w:hint="eastAsia" w:ascii="Times New Roman" w:hAnsi="Times New Roman" w:eastAsia="微软雅黑" w:cs="Times New Roman"/>
+                <w:color w:val="000000"/>
+                <w:sz w:val="21"/>
+                <w:szCs w:val="21"/>
+                <w:lang w:eastAsia="zh-CN"/>
+              </w:rPr>
+              <w:t>{{ doctorname }}</w:t>
+            </w:r>
+          </w:p>
+        </w:tc>
+        <w:tc>
+          <w:tcPr>
+            <w:tcW w:w="3316" w:type="dxa"/>
+            <w:tcBorders>
+              <w:tl2br w:val="nil"/>
+              <w:tr2bl w:val="nil"/>
+            </w:tcBorders>
+            <w:shd w:val="clear" w:color="auto" w:fill="auto"/>
+            <w:vAlign w:val="center"/>
+          </w:tcPr>
+          <w:p>
+            <w:pPr>
+              <w:jc w:val="both"/>
+              <w:rPr>
+                <w:rFonts w:hint="default" w:ascii="Times New Roman" w:hAnsi="Times New Roman" w:eastAsia="微软雅黑" w:cs="Times New Roman"/>
+                <w:bCs/>
+                <w:color w:val="000000"/>
+                <w:sz w:val="21"/>
+                <w:szCs w:val="21"/>
+                <w:lang w:val="en-US" w:eastAsia="zh-CN"/>
+              </w:rPr>
+            </w:pPr>
+            <w:r>
+              <w:rPr>
+                <w:rFonts w:hint="eastAsia" w:ascii="Times New Roman" w:hAnsi="Times New Roman" w:eastAsia="微软雅黑" w:cs="Times New Roman"/>
+                <w:bCs/>
+                <w:color w:val="000000"/>
+                <w:sz w:val="21"/>
+                <w:szCs w:val="21"/>
+                <w:lang w:val="en-US" w:eastAsia="zh-CN"/>
+              </w:rPr>
+              <w:t>病理编号：{{ patientid }}</w:t>
+            </w:r>
+          </w:p>
+        </w:tc>
+      </w:tr>
+      <w:tr>
+        <w:tblPrEx>
+          <w:tblBorders>
+            <w:top w:val="single" w:color="5A9D46" w:sz="24" w:space="0"/>
+            <w:left w:val="none" w:color="auto" w:sz="0" w:space="0"/>
+            <w:bottom w:val="none" w:color="auto" w:sz="0" w:space="0"/>
+            <w:right w:val="none" w:color="auto" w:sz="0" w:space="0"/>
+            <w:insideH w:val="single" w:color="BEBEBE" w:themeColor="background1" w:themeShade="BF" w:sz="4" w:space="0"/>
+            <w:insideV w:val="single" w:color="BEBEBE" w:themeColor="background1" w:themeShade="BF" w:sz="4" w:space="0"/>
+          </w:tblBorders>
+          <w:tblCellMar>
+            <w:top w:w="0" w:type="dxa"/>
+            <w:left w:w="108" w:type="dxa"/>
+            <w:bottom w:w="0" w:type="dxa"/>
+            <w:right w:w="108" w:type="dxa"/>
+          </w:tblCellMar>
+        </w:tblPrEx>
+        <w:trPr>
+          <w:trHeight w:val="397" w:hRule="atLeast"/>
+          <w:jc w:val="center"/>
+        </w:trPr>
+        <w:tc>
+          <w:tcPr>
+            <w:tcW w:w="3231" w:type="dxa"/>
+            <w:tcBorders>
               <w:bottom w:val="single" w:color="A4A4A4" w:sz="4" w:space="0"/>
               <w:tl2br w:val="nil"/>
               <w:tr2bl w:val="nil"/>
@@ -3518,16 +3516,16 @@
           </w14:shadow>
         </w:rPr>
       </w:pPr>
-      <w:bookmarkStart w:id="11" w:name="_Toc10518"/>
-      <w:bookmarkStart w:id="12" w:name="_Toc19594"/>
+      <w:bookmarkStart w:id="11" w:name="_Toc11465"/>
+      <w:bookmarkStart w:id="12" w:name="_Toc7021_WPSOffice_Level1"/>
       <w:bookmarkStart w:id="13" w:name="_Toc13931"/>
-      <w:bookmarkStart w:id="14" w:name="_Toc18062_WPSOffice_Level1"/>
-      <w:bookmarkStart w:id="15" w:name="_Toc16456"/>
-      <w:bookmarkStart w:id="16" w:name="_Toc11465"/>
-      <w:bookmarkStart w:id="17" w:name="_Toc17451"/>
-      <w:bookmarkStart w:id="18" w:name="_Toc11015_WPSOffice_Level1"/>
-      <w:bookmarkStart w:id="19" w:name="_Toc7021_WPSOffice_Level1"/>
-      <w:bookmarkStart w:id="20" w:name="_Toc15297"/>
+      <w:bookmarkStart w:id="14" w:name="_Toc16456"/>
+      <w:bookmarkStart w:id="15" w:name="_Toc15297"/>
+      <w:bookmarkStart w:id="16" w:name="_Toc17451"/>
+      <w:bookmarkStart w:id="17" w:name="_Toc11015_WPSOffice_Level1"/>
+      <w:bookmarkStart w:id="18" w:name="_Toc19594"/>
+      <w:bookmarkStart w:id="19" w:name="_Toc18062_WPSOffice_Level1"/>
+      <w:bookmarkStart w:id="20" w:name="_Toc10518"/>
       <w:bookmarkStart w:id="21" w:name="_Toc3823"/>
       <w:r>
         <w:rPr>
@@ -3552,6 +3550,8 @@
       <w:bookmarkEnd w:id="18"/>
       <w:bookmarkEnd w:id="19"/>
       <w:bookmarkEnd w:id="20"/>
+      <w:bookmarkStart w:id="159" w:name="_GoBack"/>
+      <w:bookmarkEnd w:id="159"/>
     </w:p>
     <w:p>
       <w:pPr>
@@ -3827,12 +3827,12 @@
         </w:rPr>
       </w:pPr>
       <w:bookmarkStart w:id="23" w:name="_Toc18058"/>
-      <w:bookmarkStart w:id="24" w:name="_Toc2563"/>
+      <w:bookmarkStart w:id="24" w:name="_Toc6221_WPSOffice_Level1"/>
       <w:bookmarkStart w:id="25" w:name="_Toc25920"/>
-      <w:bookmarkStart w:id="26" w:name="_Toc4088"/>
+      <w:bookmarkStart w:id="26" w:name="_Toc1410"/>
       <w:bookmarkStart w:id="27" w:name="_Toc23369_WPSOffice_Level1"/>
-      <w:bookmarkStart w:id="28" w:name="_Toc1410"/>
-      <w:bookmarkStart w:id="29" w:name="_Toc6221_WPSOffice_Level1"/>
+      <w:bookmarkStart w:id="28" w:name="_Toc4088"/>
+      <w:bookmarkStart w:id="29" w:name="_Toc2563"/>
       <w:bookmarkStart w:id="30" w:name="_Toc3871"/>
       <w:bookmarkStart w:id="31" w:name="_Toc16704"/>
       <w:bookmarkStart w:id="32" w:name="_Toc11387"/>
@@ -3904,9 +3904,9 @@
           <w:lang w:eastAsia="zh-CN"/>
         </w:rPr>
       </w:pPr>
-      <w:bookmarkStart w:id="33" w:name="_Toc149837254"/>
+      <w:bookmarkStart w:id="33" w:name="_Toc24467"/>
       <w:bookmarkStart w:id="34" w:name="_Toc30877"/>
-      <w:bookmarkStart w:id="35" w:name="_Toc24467"/>
+      <w:bookmarkStart w:id="35" w:name="_Toc149837254"/>
       <w:r>
         <w:rPr>
           <w:rFonts w:hint="eastAsia"/>
@@ -5036,8 +5036,8 @@
           <w:lang w:eastAsia="zh-CN"/>
         </w:rPr>
       </w:pPr>
-      <w:bookmarkStart w:id="36" w:name="_Toc21059"/>
-      <w:bookmarkStart w:id="37" w:name="_Toc14270"/>
+      <w:bookmarkStart w:id="36" w:name="_Toc14270"/>
+      <w:bookmarkStart w:id="37" w:name="_Toc21059"/>
       <w:r>
         <w:rPr>
           <w:rFonts w:ascii="Times New Roman" w:hAnsi="Times New Roman" w:eastAsia="微软雅黑" w:cs="黑体"/>
@@ -5068,17 +5068,17 @@
           <w:lang w:eastAsia="zh-CN"/>
         </w:rPr>
       </w:pPr>
-      <w:bookmarkStart w:id="38" w:name="_Toc32621"/>
-      <w:bookmarkStart w:id="39" w:name="_Toc149837255"/>
-      <w:bookmarkStart w:id="40" w:name="_Toc19430"/>
-      <w:bookmarkStart w:id="41" w:name="_Toc14062"/>
-      <w:bookmarkStart w:id="42" w:name="_Toc19898_WPSOffice_Level1"/>
-      <w:bookmarkStart w:id="43" w:name="_Toc19184"/>
-      <w:bookmarkStart w:id="44" w:name="_Toc22132"/>
-      <w:bookmarkStart w:id="45" w:name="_Toc2781"/>
-      <w:bookmarkStart w:id="46" w:name="_Toc284"/>
-      <w:bookmarkStart w:id="47" w:name="_Toc20136_WPSOffice_Level1"/>
-      <w:bookmarkStart w:id="48" w:name="_Toc12381"/>
+      <w:bookmarkStart w:id="38" w:name="_Toc19430"/>
+      <w:bookmarkStart w:id="39" w:name="_Toc32621"/>
+      <w:bookmarkStart w:id="40" w:name="_Toc149837255"/>
+      <w:bookmarkStart w:id="41" w:name="_Toc12381"/>
+      <w:bookmarkStart w:id="42" w:name="_Toc19184"/>
+      <w:bookmarkStart w:id="43" w:name="_Toc19898_WPSOffice_Level1"/>
+      <w:bookmarkStart w:id="44" w:name="_Toc14062"/>
+      <w:bookmarkStart w:id="45" w:name="_Toc284"/>
+      <w:bookmarkStart w:id="46" w:name="_Toc20136_WPSOffice_Level1"/>
+      <w:bookmarkStart w:id="47" w:name="_Toc22132"/>
+      <w:bookmarkStart w:id="48" w:name="_Toc2781"/>
       <w:r>
         <w:rPr>
           <w:rFonts w:hint="eastAsia"/>
@@ -5133,8 +5133,7 @@
       </w:tblPr>
       <w:tblGrid>
         <w:gridCol w:w="2004"/>
-        <w:gridCol w:w="1859"/>
-        <w:gridCol w:w="3953"/>
+        <w:gridCol w:w="5812"/>
         <w:gridCol w:w="2043"/>
       </w:tblGrid>
       <w:tr>
@@ -5159,7 +5158,7 @@
         </w:trPr>
         <w:tc>
           <w:tcPr>
-            <w:tcW w:w="2017" w:type="dxa"/>
+            <w:tcW w:w="2004" w:type="dxa"/>
             <w:tcBorders>
               <w:top w:val="nil"/>
               <w:bottom w:val="nil"/>
@@ -5198,7 +5197,7 @@
         </w:tc>
         <w:tc>
           <w:tcPr>
-            <w:tcW w:w="1871" w:type="dxa"/>
+            <w:tcW w:w="5812" w:type="dxa"/>
             <w:tcBorders>
               <w:top w:val="nil"/>
               <w:left w:val="single" w:color="FFFFFF" w:sz="18" w:space="0"/>
@@ -5232,53 +5231,13 @@
                 <w:szCs w:val="21"/>
                 <w:lang w:eastAsia="zh-CN" w:bidi="ar"/>
               </w:rPr>
-              <w:t>变异类型</w:t>
-            </w:r>
-          </w:p>
-        </w:tc>
-        <w:tc>
-          <w:tcPr>
-            <w:tcW w:w="3981" w:type="dxa"/>
-            <w:tcBorders>
-              <w:top w:val="nil"/>
-              <w:left w:val="single" w:color="FFFFFF" w:sz="18" w:space="0"/>
-              <w:bottom w:val="nil"/>
-              <w:right w:val="single" w:color="FFFFFF" w:sz="18" w:space="0"/>
-            </w:tcBorders>
-            <w:shd w:val="clear" w:color="auto" w:fill="61BB41"/>
-            <w:vAlign w:val="center"/>
-          </w:tcPr>
-          <w:p>
-            <w:pPr>
-              <w:widowControl/>
-              <w:jc w:val="center"/>
-              <w:textAlignment w:val="center"/>
-              <w:rPr>
-                <w:rFonts w:ascii="微软雅黑" w:hAnsi="微软雅黑" w:eastAsia="微软雅黑" w:cs="微软雅黑"/>
-                <w:b/>
-                <w:bCs/>
-                <w:color w:val="FFFFFF"/>
-                <w:sz w:val="21"/>
-                <w:szCs w:val="21"/>
-              </w:rPr>
-            </w:pPr>
-            <w:r>
-              <w:rPr>
-                <w:rFonts w:hint="eastAsia" w:ascii="微软雅黑" w:hAnsi="微软雅黑" w:eastAsia="微软雅黑" w:cs="微软雅黑"/>
-                <w:b/>
-                <w:bCs/>
-                <w:color w:val="FFFFFF"/>
-                <w:sz w:val="21"/>
-                <w:szCs w:val="21"/>
-                <w:lang w:eastAsia="zh-CN" w:bidi="ar"/>
-              </w:rPr>
               <w:t>检测结果</w:t>
             </w:r>
           </w:p>
         </w:tc>
         <w:tc>
           <w:tcPr>
-            <w:tcW w:w="2056" w:type="dxa"/>
+            <w:tcW w:w="2043" w:type="dxa"/>
             <w:tcBorders>
               <w:top w:val="nil"/>
               <w:left w:val="single" w:color="FFFFFF" w:sz="18" w:space="0"/>
@@ -5338,8 +5297,8 @@
         </w:trPr>
         <w:tc>
           <w:tcPr>
-            <w:tcW w:w="9925" w:type="dxa"/>
-            <w:gridSpan w:val="4"/>
+            <w:tcW w:w="9859" w:type="dxa"/>
+            <w:gridSpan w:val="3"/>
             <w:tcBorders>
               <w:top w:val="nil"/>
               <w:bottom w:val="single" w:color="A4A4A4" w:sz="4" w:space="0"/>
@@ -5392,7 +5351,7 @@
         </w:trPr>
         <w:tc>
           <w:tcPr>
-            <w:tcW w:w="2017" w:type="dxa"/>
+            <w:tcW w:w="2004" w:type="dxa"/>
             <w:tcBorders>
               <w:top w:val="single" w:color="A4A4A4" w:sz="4" w:space="0"/>
             </w:tcBorders>
@@ -5423,7 +5382,7 @@
         </w:tc>
         <w:tc>
           <w:tcPr>
-            <w:tcW w:w="1871" w:type="dxa"/>
+            <w:tcW w:w="5812" w:type="dxa"/>
             <w:tcBorders>
               <w:top w:val="single" w:color="A4A4A4" w:sz="4" w:space="0"/>
             </w:tcBorders>
@@ -5433,36 +5392,6 @@
           </w:tcPr>
           <w:p>
             <w:pPr>
-              <w:jc w:val="center"/>
-              <w:rPr>
-                <w:rFonts w:ascii="微软雅黑" w:hAnsi="微软雅黑" w:eastAsia="微软雅黑" w:cs="微软雅黑"/>
-                <w:color w:val="000000"/>
-                <w:sz w:val="21"/>
-                <w:szCs w:val="21"/>
-              </w:rPr>
-            </w:pPr>
-            <w:r>
-              <w:rPr>
-                <w:rFonts w:hint="eastAsia" w:ascii="Times New Roman" w:hAnsi="Times New Roman" w:eastAsia="微软雅黑" w:cs="Times New Roman"/>
-                <w:sz w:val="21"/>
-                <w:szCs w:val="21"/>
-                <w:lang w:eastAsia="zh-CN"/>
-              </w:rPr>
-              <w:t>{{ it.info }}</w:t>
-            </w:r>
-          </w:p>
-        </w:tc>
-        <w:tc>
-          <w:tcPr>
-            <w:tcW w:w="3981" w:type="dxa"/>
-            <w:tcBorders>
-              <w:top w:val="single" w:color="A4A4A4" w:sz="4" w:space="0"/>
-            </w:tcBorders>
-            <w:shd w:val="clear" w:color="auto" w:fill="auto"/>
-            <w:vAlign w:val="center"/>
-          </w:tcPr>
-          <w:p>
-            <w:pPr>
               <w:widowControl/>
               <w:jc w:val="center"/>
               <w:textAlignment w:val="center"/>
@@ -5537,7 +5466,7 @@
         </w:tc>
         <w:tc>
           <w:tcPr>
-            <w:tcW w:w="2056" w:type="dxa"/>
+            <w:tcW w:w="2043" w:type="dxa"/>
             <w:tcBorders>
               <w:top w:val="single" w:color="A4A4A4" w:sz="4" w:space="0"/>
             </w:tcBorders>
@@ -5639,8 +5568,8 @@
         </w:trPr>
         <w:tc>
           <w:tcPr>
-            <w:tcW w:w="9925" w:type="dxa"/>
-            <w:gridSpan w:val="4"/>
+            <w:tcW w:w="9859" w:type="dxa"/>
+            <w:gridSpan w:val="3"/>
             <w:shd w:val="clear" w:color="auto" w:fill="auto"/>
             <w:noWrap/>
             <w:vAlign w:val="center"/>
@@ -5764,43 +5693,6 @@
           <w:lang w:eastAsia="zh-CN"/>
         </w:rPr>
         <w:t>变异详情，可查看基因变异检测结果及解析。</w:t>
-      </w:r>
-    </w:p>
-    <w:p>
-      <w:pPr>
-        <w:keepNext w:val="0"/>
-        <w:keepLines w:val="0"/>
-        <w:pageBreakBefore w:val="0"/>
-        <w:widowControl w:val="0"/>
-        <w:numPr>
-          <w:ilvl w:val="0"/>
-          <w:numId w:val="6"/>
-        </w:numPr>
-        <w:kinsoku/>
-        <w:wordWrap/>
-        <w:overflowPunct/>
-        <w:topLinePunct w:val="0"/>
-        <w:autoSpaceDE/>
-        <w:autoSpaceDN/>
-        <w:bidi w:val="0"/>
-        <w:adjustRightInd/>
-        <w:snapToGrid/>
-        <w:spacing w:line="216" w:lineRule="auto"/>
-        <w:ind w:left="425" w:hanging="425"/>
-        <w:textAlignment w:val="auto"/>
-        <w:rPr>
-          <w:rFonts w:ascii="Times New Roman" w:hAnsi="Times New Roman" w:eastAsia="微软雅黑" w:cs="Times New Roman"/>
-          <w:sz w:val="18"/>
-          <w:lang w:eastAsia="zh-CN"/>
-        </w:rPr>
-      </w:pPr>
-      <w:r>
-        <w:rPr>
-          <w:rFonts w:hint="eastAsia" w:ascii="Times New Roman" w:hAnsi="Times New Roman" w:eastAsia="微软雅黑" w:cs="Times New Roman"/>
-          <w:sz w:val="18"/>
-          <w:lang w:eastAsia="zh-CN"/>
-        </w:rPr>
-        <w:t>以上基因的检测范围涵盖但不限于上表中列出的变异类型。</w:t>
       </w:r>
     </w:p>
     <w:p>
@@ -6328,8 +6220,8 @@
       <w:bookmarkEnd w:id="49"/>
       <w:bookmarkEnd w:id="50"/>
       <w:bookmarkStart w:id="51" w:name="_Toc11015_WPSOffice_Level2"/>
-      <w:bookmarkStart w:id="52" w:name="_Toc9088"/>
-      <w:bookmarkStart w:id="53" w:name="_Toc18062_WPSOffice_Level2"/>
+      <w:bookmarkStart w:id="52" w:name="_Toc18062_WPSOffice_Level2"/>
+      <w:bookmarkStart w:id="53" w:name="_Toc9088"/>
       <w:bookmarkStart w:id="54" w:name="_Toc23375"/>
       <w:bookmarkStart w:id="55" w:name="_Toc15063"/>
     </w:p>
@@ -6353,8 +6245,8 @@
         </w:rPr>
       </w:pPr>
       <w:bookmarkStart w:id="56" w:name="_Toc10363"/>
-      <w:bookmarkStart w:id="57" w:name="_Toc149837258"/>
-      <w:bookmarkStart w:id="58" w:name="_Toc12296"/>
+      <w:bookmarkStart w:id="57" w:name="_Toc12296"/>
+      <w:bookmarkStart w:id="58" w:name="_Toc149837258"/>
       <w:r>
         <w:rPr>
           <w:rFonts w:hint="eastAsia"/>
@@ -11131,8 +11023,8 @@
           <w:lang w:eastAsia="zh-CN"/>
         </w:rPr>
       </w:pPr>
-      <w:bookmarkStart w:id="59" w:name="_Toc28239"/>
-      <w:bookmarkStart w:id="60" w:name="_Toc149837260"/>
+      <w:bookmarkStart w:id="59" w:name="_Toc149837260"/>
+      <w:bookmarkStart w:id="60" w:name="_Toc28239"/>
       <w:bookmarkStart w:id="61" w:name="_Toc31713"/>
       <w:bookmarkStart w:id="62" w:name="_Toc7307_WPSOffice_Level3"/>
       <w:r>
@@ -11706,8 +11598,8 @@
       </w:r>
       <w:bookmarkEnd w:id="62"/>
       <w:bookmarkStart w:id="63" w:name="_Toc2404"/>
-      <w:bookmarkStart w:id="64" w:name="_Toc149837261"/>
-      <w:bookmarkStart w:id="65" w:name="_Toc15033"/>
+      <w:bookmarkStart w:id="64" w:name="_Toc15033"/>
+      <w:bookmarkStart w:id="65" w:name="_Toc149837261"/>
       <w:r>
         <w:rPr>
           <w:rFonts w:hint="eastAsia" w:ascii="Times New Roman" w:hAnsi="Times New Roman" w:eastAsia="微软雅黑" w:cs="Times New Roman"/>
@@ -11780,9 +11672,9 @@
           <w:lang w:eastAsia="zh-CN"/>
         </w:rPr>
       </w:pPr>
-      <w:bookmarkStart w:id="66" w:name="_Toc28063"/>
-      <w:bookmarkStart w:id="67" w:name="_Toc149837262"/>
-      <w:bookmarkStart w:id="68" w:name="_Toc20454"/>
+      <w:bookmarkStart w:id="66" w:name="_Toc20454"/>
+      <w:bookmarkStart w:id="67" w:name="_Toc28063"/>
+      <w:bookmarkStart w:id="68" w:name="_Toc149837262"/>
       <w:r>
         <w:rPr>
           <w:rFonts w:hint="eastAsia"/>
@@ -14871,20 +14763,20 @@
           </w14:shadow>
         </w:rPr>
       </w:pPr>
-      <w:bookmarkStart w:id="69" w:name="_Toc180"/>
-      <w:bookmarkStart w:id="70" w:name="_Toc149837263"/>
-      <w:bookmarkStart w:id="71" w:name="_Toc23846_WPSOffice_Level1"/>
-      <w:bookmarkStart w:id="72" w:name="_Toc2289"/>
-      <w:bookmarkStart w:id="73" w:name="_Toc4331_WPSOffice_Level1"/>
-      <w:bookmarkStart w:id="74" w:name="_Toc25727"/>
-      <w:bookmarkStart w:id="75" w:name="_Toc23903"/>
-      <w:bookmarkStart w:id="76" w:name="_Toc32443_WPSOffice_Level1"/>
-      <w:bookmarkStart w:id="77" w:name="_Toc30705"/>
+      <w:bookmarkStart w:id="69" w:name="_Toc2289"/>
+      <w:bookmarkStart w:id="70" w:name="_Toc23903"/>
+      <w:bookmarkStart w:id="71" w:name="_Toc32443_WPSOffice_Level1"/>
+      <w:bookmarkStart w:id="72" w:name="_Toc25727"/>
+      <w:bookmarkStart w:id="73" w:name="_Toc149837263"/>
+      <w:bookmarkStart w:id="74" w:name="_Toc4331_WPSOffice_Level1"/>
+      <w:bookmarkStart w:id="75" w:name="_Toc180"/>
+      <w:bookmarkStart w:id="76" w:name="_Toc30705"/>
+      <w:bookmarkStart w:id="77" w:name="_Toc23846_WPSOffice_Level1"/>
       <w:bookmarkStart w:id="78" w:name="_Toc20694"/>
-      <w:bookmarkStart w:id="79" w:name="_Toc32468"/>
-      <w:bookmarkStart w:id="80" w:name="_Toc6784"/>
-      <w:bookmarkStart w:id="81" w:name="_Toc26395"/>
-      <w:bookmarkStart w:id="82" w:name="_Toc29383"/>
+      <w:bookmarkStart w:id="79" w:name="_Toc29383"/>
+      <w:bookmarkStart w:id="80" w:name="_Toc26395"/>
+      <w:bookmarkStart w:id="81" w:name="_Toc6784"/>
+      <w:bookmarkStart w:id="82" w:name="_Toc32468"/>
       <w:r>
         <w:rPr>
           <w:color w:val="62B541"/>
@@ -14943,11 +14835,11 @@
           <w:lang w:eastAsia="zh-CN"/>
         </w:rPr>
       </w:pPr>
-      <w:bookmarkStart w:id="83" w:name="_Toc23606"/>
-      <w:bookmarkStart w:id="84" w:name="_Toc4331_WPSOffice_Level2"/>
-      <w:bookmarkStart w:id="85" w:name="_Toc32302"/>
-      <w:bookmarkStart w:id="86" w:name="_Toc28062"/>
-      <w:bookmarkStart w:id="87" w:name="_Toc27407"/>
+      <w:bookmarkStart w:id="83" w:name="_Toc32302"/>
+      <w:bookmarkStart w:id="84" w:name="_Toc28062"/>
+      <w:bookmarkStart w:id="85" w:name="_Toc27407"/>
+      <w:bookmarkStart w:id="86" w:name="_Toc4331_WPSOffice_Level2"/>
+      <w:bookmarkStart w:id="87" w:name="_Toc23606"/>
       <w:bookmarkStart w:id="88" w:name="_Toc32443_WPSOffice_Level2"/>
       <w:bookmarkStart w:id="89" w:name="_Toc149837264"/>
       <w:r>
@@ -24049,15 +23941,15 @@
       <w:bookmarkEnd w:id="80"/>
       <w:bookmarkEnd w:id="81"/>
       <w:bookmarkEnd w:id="82"/>
-      <w:bookmarkStart w:id="90" w:name="_Toc28240"/>
-      <w:bookmarkStart w:id="91" w:name="_Toc16594"/>
-      <w:bookmarkStart w:id="92" w:name="_Toc21764_WPSOffice_Level1"/>
-      <w:bookmarkStart w:id="93" w:name="_Toc2409"/>
-      <w:bookmarkStart w:id="94" w:name="_Toc27302"/>
-      <w:bookmarkStart w:id="95" w:name="_Toc13196_WPSOffice_Level1"/>
-      <w:bookmarkStart w:id="96" w:name="_Toc18680"/>
-      <w:bookmarkStart w:id="97" w:name="_Toc12505"/>
-      <w:bookmarkStart w:id="98" w:name="_Toc1707_WPSOffice_Level1"/>
+      <w:bookmarkStart w:id="90" w:name="_Toc2409"/>
+      <w:bookmarkStart w:id="91" w:name="_Toc18680"/>
+      <w:bookmarkStart w:id="92" w:name="_Toc13196_WPSOffice_Level1"/>
+      <w:bookmarkStart w:id="93" w:name="_Toc16594"/>
+      <w:bookmarkStart w:id="94" w:name="_Toc1707_WPSOffice_Level1"/>
+      <w:bookmarkStart w:id="95" w:name="_Toc12505"/>
+      <w:bookmarkStart w:id="96" w:name="_Toc21764_WPSOffice_Level1"/>
+      <w:bookmarkStart w:id="97" w:name="_Toc27302"/>
+      <w:bookmarkStart w:id="98" w:name="_Toc28240"/>
       <w:r>
         <w:rPr>
           <w:rFonts w:hint="eastAsia" w:ascii="Times New Roman" w:hAnsi="Times New Roman" w:eastAsia="微软雅黑" w:cs="Times New Roman"/>
@@ -24083,14 +23975,14 @@
           <w:lang w:eastAsia="zh-CN"/>
         </w:rPr>
       </w:pPr>
-      <w:bookmarkStart w:id="99" w:name="_Toc26649"/>
+      <w:bookmarkStart w:id="99" w:name="_Toc21764_WPSOffice_Level2"/>
       <w:bookmarkStart w:id="100" w:name="_Toc1707_WPSOffice_Level2"/>
       <w:bookmarkStart w:id="101" w:name="_Toc29437"/>
-      <w:bookmarkStart w:id="102" w:name="_Toc21764_WPSOffice_Level2"/>
-      <w:bookmarkStart w:id="103" w:name="_Toc16054"/>
-      <w:bookmarkStart w:id="104" w:name="_Toc16347"/>
-      <w:bookmarkStart w:id="105" w:name="_Toc149837267"/>
-      <w:bookmarkStart w:id="106" w:name="_Toc14132"/>
+      <w:bookmarkStart w:id="102" w:name="_Toc14132"/>
+      <w:bookmarkStart w:id="103" w:name="_Toc149837267"/>
+      <w:bookmarkStart w:id="104" w:name="_Toc16054"/>
+      <w:bookmarkStart w:id="105" w:name="_Toc16347"/>
+      <w:bookmarkStart w:id="106" w:name="_Toc26649"/>
       <w:r>
         <w:rPr>
           <w:color w:val="auto"/>
@@ -26247,13 +26139,13 @@
         </w:rPr>
       </w:pPr>
       <w:bookmarkStart w:id="109" w:name="_Toc32005"/>
-      <w:bookmarkStart w:id="110" w:name="_Toc14255_WPSOffice_Level1"/>
-      <w:bookmarkStart w:id="111" w:name="_Toc9066"/>
+      <w:bookmarkStart w:id="110" w:name="_Toc24085_WPSOffice_Level1"/>
+      <w:bookmarkStart w:id="111" w:name="_Toc15840_WPSOffice_Level1"/>
       <w:bookmarkStart w:id="112" w:name="_Toc9914"/>
-      <w:bookmarkStart w:id="113" w:name="_Toc3674"/>
-      <w:bookmarkStart w:id="114" w:name="_Toc15840_WPSOffice_Level1"/>
-      <w:bookmarkStart w:id="115" w:name="_Toc24085_WPSOffice_Level1"/>
-      <w:bookmarkStart w:id="116" w:name="_Toc12798"/>
+      <w:bookmarkStart w:id="113" w:name="_Toc14255_WPSOffice_Level1"/>
+      <w:bookmarkStart w:id="114" w:name="_Toc3674"/>
+      <w:bookmarkStart w:id="115" w:name="_Toc12798"/>
+      <w:bookmarkStart w:id="116" w:name="_Toc9066"/>
       <w:r>
         <w:rPr>
           <w:rFonts w:hint="eastAsia" w:ascii="Times New Roman" w:hAnsi="Times New Roman"/>
@@ -28756,10 +28648,10 @@
       <w:bookmarkStart w:id="117" w:name="_Toc11896_WPSOffice_Level1"/>
       <w:bookmarkStart w:id="118" w:name="_Toc4979"/>
       <w:bookmarkStart w:id="119" w:name="_Toc11812"/>
-      <w:bookmarkStart w:id="120" w:name="_Toc20303"/>
-      <w:bookmarkStart w:id="121" w:name="_Toc11193_WPSOffice_Level1"/>
+      <w:bookmarkStart w:id="120" w:name="_Toc11193_WPSOffice_Level1"/>
+      <w:bookmarkStart w:id="121" w:name="_Toc28810_WPSOffice_Level1"/>
       <w:bookmarkStart w:id="122" w:name="_Toc1779"/>
-      <w:bookmarkStart w:id="123" w:name="_Toc28810_WPSOffice_Level1"/>
+      <w:bookmarkStart w:id="123" w:name="_Toc20303"/>
       <w:r>
         <w:br w:type="page"/>
       </w:r>
@@ -28796,8 +28688,8 @@
           <w:lang w:eastAsia="zh-CN"/>
         </w:rPr>
       </w:pPr>
-      <w:bookmarkStart w:id="124" w:name="_Toc6597"/>
-      <w:bookmarkStart w:id="125" w:name="_Toc21183"/>
+      <w:bookmarkStart w:id="124" w:name="_Toc21183"/>
+      <w:bookmarkStart w:id="125" w:name="_Toc6597"/>
       <w:r>
         <w:rPr>
           <w:rFonts w:hint="eastAsia" w:ascii="Times New Roman" w:hAnsi="Times New Roman"/>
@@ -29486,16 +29378,16 @@
           <w:lang w:eastAsia="zh-CN"/>
         </w:rPr>
       </w:pPr>
-      <w:bookmarkStart w:id="126" w:name="_Toc28537"/>
+      <w:bookmarkStart w:id="126" w:name="_Toc7549"/>
       <w:bookmarkStart w:id="127" w:name="_Toc19099"/>
-      <w:bookmarkStart w:id="128" w:name="_Toc29242"/>
-      <w:bookmarkStart w:id="129" w:name="_Toc22484_WPSOffice_Level1"/>
-      <w:bookmarkStart w:id="130" w:name="_Toc6864"/>
+      <w:bookmarkStart w:id="128" w:name="_Toc6864"/>
+      <w:bookmarkStart w:id="129" w:name="_Toc8182"/>
+      <w:bookmarkStart w:id="130" w:name="_Toc29730"/>
       <w:bookmarkStart w:id="131" w:name="_Toc27070"/>
-      <w:bookmarkStart w:id="132" w:name="_Toc29730"/>
-      <w:bookmarkStart w:id="133" w:name="_Toc28910_WPSOffice_Level1"/>
-      <w:bookmarkStart w:id="134" w:name="_Toc8182"/>
-      <w:bookmarkStart w:id="135" w:name="_Toc7549"/>
+      <w:bookmarkStart w:id="132" w:name="_Toc28537"/>
+      <w:bookmarkStart w:id="133" w:name="_Toc22484_WPSOffice_Level1"/>
+      <w:bookmarkStart w:id="134" w:name="_Toc29242"/>
+      <w:bookmarkStart w:id="135" w:name="_Toc28910_WPSOffice_Level1"/>
       <w:bookmarkStart w:id="136" w:name="_Toc16368_WPSOffice_Level1"/>
       <w:r>
         <w:rPr>
@@ -29587,9 +29479,9 @@
                 <w:szCs w:val="21"/>
               </w:rPr>
             </w:pPr>
-            <w:bookmarkStart w:id="137" w:name="_Toc26985_WPSOffice_Level1"/>
-            <w:bookmarkStart w:id="138" w:name="_Toc20170_WPSOffice_Level1"/>
-            <w:bookmarkStart w:id="139" w:name="_Toc28454_WPSOffice_Level1"/>
+            <w:bookmarkStart w:id="137" w:name="_Toc28454_WPSOffice_Level1"/>
+            <w:bookmarkStart w:id="138" w:name="_Toc26985_WPSOffice_Level1"/>
+            <w:bookmarkStart w:id="139" w:name="_Toc20170_WPSOffice_Level1"/>
             <w:r>
               <w:rPr>
                 <w:rFonts w:hint="eastAsia" w:ascii="Times New Roman" w:hAnsi="Times New Roman" w:eastAsia="微软雅黑" w:cs="Times New Roman"/>
@@ -29961,23 +29853,23 @@
           <w:lang w:eastAsia="zh-CN"/>
         </w:rPr>
       </w:pPr>
-      <w:bookmarkStart w:id="140" w:name="_Toc20502"/>
-      <w:bookmarkStart w:id="141" w:name="_Toc9265"/>
-      <w:bookmarkStart w:id="142" w:name="_Toc3409"/>
+      <w:bookmarkStart w:id="140" w:name="_Toc3409"/>
+      <w:bookmarkStart w:id="141" w:name="_Toc20502"/>
+      <w:bookmarkStart w:id="142" w:name="_Toc9265"/>
       <w:bookmarkStart w:id="143" w:name="_Toc15114"/>
       <w:bookmarkStart w:id="144" w:name="_Toc8911"/>
       <w:bookmarkStart w:id="145" w:name="_Toc107825570"/>
       <w:bookmarkStart w:id="146" w:name="_Toc27034"/>
-      <w:bookmarkStart w:id="147" w:name="_Toc4503"/>
-      <w:bookmarkStart w:id="148" w:name="_Toc11901"/>
-      <w:bookmarkStart w:id="149" w:name="_Toc27809"/>
+      <w:bookmarkStart w:id="147" w:name="_Toc27809"/>
+      <w:bookmarkStart w:id="148" w:name="_Toc4503"/>
+      <w:bookmarkStart w:id="149" w:name="_Toc11901"/>
       <w:bookmarkStart w:id="150" w:name="_Toc15630"/>
-      <w:bookmarkStart w:id="151" w:name="_Toc17792_WPSOffice_Level2"/>
+      <w:bookmarkStart w:id="151" w:name="_Toc13275"/>
       <w:bookmarkStart w:id="152" w:name="_Toc19584_WPSOffice_Level1"/>
-      <w:bookmarkStart w:id="153" w:name="_Toc14611_WPSOffice_Level1"/>
-      <w:bookmarkStart w:id="154" w:name="_Toc13275"/>
-      <w:bookmarkStart w:id="155" w:name="_Toc22162_WPSOffice_Level1"/>
-      <w:bookmarkStart w:id="156" w:name="_Toc22623"/>
+      <w:bookmarkStart w:id="153" w:name="_Toc22162_WPSOffice_Level1"/>
+      <w:bookmarkStart w:id="154" w:name="_Toc22623"/>
+      <w:bookmarkStart w:id="155" w:name="_Toc17792_WPSOffice_Level2"/>
+      <w:bookmarkStart w:id="156" w:name="_Toc14611_WPSOffice_Level1"/>
       <w:r>
         <w:rPr>
           <w:rFonts w:hint="eastAsia"/>
@@ -30626,8 +30518,8 @@
           <w:lang w:eastAsia="zh-CN"/>
         </w:rPr>
       </w:pPr>
-      <w:bookmarkStart w:id="157" w:name="_Toc1660"/>
-      <w:bookmarkStart w:id="158" w:name="_Toc13979"/>
+      <w:bookmarkStart w:id="157" w:name="_Toc13979"/>
+      <w:bookmarkStart w:id="158" w:name="_Toc1660"/>
       <w:r>
         <w:rPr>
           <w:rFonts w:hint="eastAsia" w:ascii="Times New Roman" w:hAnsi="Times New Roman"/>
